--- a/docs/proposals/softbank-ultraman-caravan/0723商談後_宿題管理リスト.docx
+++ b/docs/proposals/softbank-ultraman-caravan/0723商談後_宿題管理リスト.docx
@@ -38,7 +38,98 @@
           <w:b w:val="0"/>
           <w:sz w:val="21"/>
         </w:rPr>
-        <w:t>関係者:新谷さん/南谷さん/成岡さん/菅野さん/猪狩さん(情報共有)/ライブチーム</w:t>
+        <w:t>出席:SB=井上様・千原様・髙田様・森本様/円谷=新谷・南谷・森・成岡(関係共有:菅野さん・猪狩さん・ライブチーム)</w:t>
+      </w:r>
+    </w:p>
+    <w:p>
+      <w:pPr>
+        <w:spacing w:after="80"/>
+      </w:pPr>
+      <w:r>
+        <w:rPr>
+          <w:rFonts w:ascii="Meiryo" w:hAnsi="Meiryo" w:eastAsia="Meiryo"/>
+          <w:b w:val="0"/>
+          <w:sz w:val="21"/>
+        </w:rPr>
+        <w:t>議事録:「議事録_0723_SB商談.md」参照</w:t>
+      </w:r>
+    </w:p>
+    <w:p>
+      <w:pPr>
+        <w:spacing w:after="80"/>
+      </w:pPr>
+      <w:r>
+        <w:rPr>
+          <w:rFonts w:ascii="Meiryo" w:hAnsi="Meiryo" w:eastAsia="Meiryo"/>
+          <w:b/>
+          <w:sz w:val="21"/>
+        </w:rPr>
+        <w:t>議事録で確定した公式宿題(3対3)</w:t>
+      </w:r>
+    </w:p>
+    <w:p>
+      <w:pPr>
+        <w:spacing w:after="80"/>
+      </w:pPr>
+      <w:r>
+        <w:rPr>
+          <w:rFonts w:ascii="Meiryo" w:hAnsi="Meiryo" w:eastAsia="Meiryo"/>
+          <w:b w:val="0"/>
+          <w:sz w:val="21"/>
+        </w:rPr>
+        <w:t>| 円谷プロ | ソフトバンク様 |</w:t>
+      </w:r>
+    </w:p>
+    <w:p>
+      <w:pPr>
+        <w:spacing w:after="80"/>
+      </w:pPr>
+      <w:r>
+        <w:rPr>
+          <w:rFonts w:ascii="Meiryo" w:hAnsi="Meiryo" w:eastAsia="Meiryo"/>
+          <w:b w:val="0"/>
+          <w:sz w:val="21"/>
+        </w:rPr>
+        <w:t>| --- | --- |</w:t>
+      </w:r>
+    </w:p>
+    <w:p>
+      <w:pPr>
+        <w:spacing w:after="80"/>
+      </w:pPr>
+      <w:r>
+        <w:rPr>
+          <w:rFonts w:ascii="Meiryo" w:hAnsi="Meiryo" w:eastAsia="Meiryo"/>
+          <w:b w:val="0"/>
+          <w:sz w:val="21"/>
+        </w:rPr>
+        <w:t>| ①バッティングエリア情報をメールで共有 | ①検証項目の共同策定 |</w:t>
+      </w:r>
+    </w:p>
+    <w:p>
+      <w:pPr>
+        <w:spacing w:after="80"/>
+      </w:pPr>
+      <w:r>
+        <w:rPr>
+          <w:rFonts w:ascii="Meiryo" w:hAnsi="Meiryo" w:eastAsia="Meiryo"/>
+          <w:b w:val="0"/>
+          <w:sz w:val="21"/>
+        </w:rPr>
+        <w:t>| ②低単価ノベルティ候補の検討・提案 | ②開催パターン(エリア・回数)の検討・提示 |</w:t>
+      </w:r>
+    </w:p>
+    <w:p>
+      <w:pPr>
+        <w:spacing w:after="80"/>
+      </w:pPr>
+      <w:r>
+        <w:rPr>
+          <w:rFonts w:ascii="Meiryo" w:hAnsi="Meiryo" w:eastAsia="Meiryo"/>
+          <w:b w:val="0"/>
+          <w:sz w:val="21"/>
+        </w:rPr>
+        <w:t>| ③イベント用ツールキット在庫の確認・一覧化 | ③商業施設リストの作成・提供 |</w:t>
       </w:r>
     </w:p>
     <w:p>
@@ -379,7 +470,23 @@
           <w:b w:val="0"/>
           <w:sz w:val="21"/>
         </w:rPr>
-        <w:t>想定:5施設×約300個/施設</w:t>
+        <w:t>想定:5現場×約300個。</w:t>
+      </w:r>
+      <w:r>
+        <w:rPr>
+          <w:rFonts w:ascii="Meiryo" w:hAnsi="Meiryo" w:eastAsia="Meiryo"/>
+          <w:b/>
+          <w:sz w:val="21"/>
+        </w:rPr>
+        <w:t>議事録で「低単価=200円以下のギブアウェイ」と条件が確定</w:t>
+      </w:r>
+      <w:r>
+        <w:rPr>
+          <w:rFonts w:ascii="Meiryo" w:hAnsi="Meiryo" w:eastAsia="Meiryo"/>
+          <w:b w:val="0"/>
+          <w:sz w:val="21"/>
+        </w:rPr>
+        <w:t>。ステッカー等の配布物を提案予定</w:t>
       </w:r>
     </w:p>
     <w:p>
@@ -418,7 +525,23 @@
           <w:b w:val="0"/>
           <w:sz w:val="21"/>
         </w:rPr>
-        <w:t>| パズルシュワッチ販促シール | 65mm×65mm | 軽量・単価安。撮影会の参加賞向き |</w:t>
+        <w:t>| パズルシュワッチ販促シール | 65mm×65mm | 軽量・単価安。</w:t>
+      </w:r>
+      <w:r>
+        <w:rPr>
+          <w:rFonts w:ascii="Meiryo" w:hAnsi="Meiryo" w:eastAsia="Meiryo"/>
+          <w:b/>
+          <w:sz w:val="21"/>
+        </w:rPr>
+        <w:t>200円以下条件に適合・本命</w:t>
+      </w:r>
+      <w:r>
+        <w:rPr>
+          <w:rFonts w:ascii="Meiryo" w:hAnsi="Meiryo" w:eastAsia="Meiryo"/>
+          <w:b w:val="0"/>
+          <w:sz w:val="21"/>
+        </w:rPr>
+        <w:t xml:space="preserve"> |</w:t>
       </w:r>
     </w:p>
     <w:p>
@@ -439,6 +562,22 @@
           <w:b/>
           <w:sz w:val="21"/>
         </w:rPr>
+        <w:t>⚠ 原価500円は「200円以下」条件を超過</w:t>
+      </w:r>
+      <w:r>
+        <w:rPr>
+          <w:rFonts w:ascii="Meiryo" w:hAnsi="Meiryo" w:eastAsia="Meiryo"/>
+          <w:b w:val="0"/>
+          <w:sz w:val="21"/>
+        </w:rPr>
+        <w:t>——採用するなら位置づけ整理が必要。加えて</w:t>
+      </w:r>
+      <w:r>
+        <w:rPr>
+          <w:rFonts w:ascii="Meiryo" w:hAnsi="Meiryo" w:eastAsia="Meiryo"/>
+          <w:b/>
+          <w:sz w:val="21"/>
+        </w:rPr>
         <w:t>ドコモ施策でも使用した在庫</w:t>
       </w:r>
       <w:r>
@@ -447,7 +586,7 @@
           <w:b w:val="0"/>
           <w:sz w:val="21"/>
         </w:rPr>
-        <w:t>——SB店頭で同一品が出る見え方リスクを要確認(デザイン・ロット違いか、SB専用扱いにできるか)。原価情報は対SB非開示 |</w:t>
+        <w:t>のためSB店頭で同一品が出る見え方リスクも要確認。原価情報は対SB非開示 |</w:t>
       </w:r>
     </w:p>
     <w:p>
@@ -460,7 +599,23 @@
           <w:b w:val="0"/>
           <w:sz w:val="21"/>
         </w:rPr>
-        <w:t>| その他 | 探し中 | 60周年ロゴ入り既製品があれば優先 |</w:t>
+        <w:t xml:space="preserve">| その他 | 探し中 | </w:t>
+      </w:r>
+      <w:r>
+        <w:rPr>
+          <w:rFonts w:ascii="Meiryo" w:hAnsi="Meiryo" w:eastAsia="Meiryo"/>
+          <w:b/>
+          <w:sz w:val="21"/>
+        </w:rPr>
+        <w:t>SBの株主関係により特定メーカーとの競合回避が必要(議事録明記)</w:t>
+      </w:r>
+      <w:r>
+        <w:rPr>
+          <w:rFonts w:ascii="Meiryo" w:hAnsi="Meiryo" w:eastAsia="Meiryo"/>
+          <w:b w:val="0"/>
+          <w:sz w:val="21"/>
+        </w:rPr>
+        <w:t>——商品化権元(スケーター社等)含めメーカー選定は慎重に協議。60周年ロゴ入り既製品があれば優先 |</w:t>
       </w:r>
     </w:p>
     <w:p>
@@ -473,7 +628,72 @@
           <w:b w:val="0"/>
           <w:sz w:val="21"/>
         </w:rPr>
-        <w:t>[ ] 候補確定→数量確保→SBへ「参加賞はこちらでご用意」を連絡(スポットの付加価値として恩を売る)</w:t>
+        <w:t>[ ] 候補確定→数量確保→SBへ提案(スポットの付加価値として恩を売る)</w:t>
+      </w:r>
+    </w:p>
+    <w:p>
+      <w:r>
+        <w:rPr>
+          <w:rFonts w:ascii="Meiryo" w:hAnsi="Meiryo" w:eastAsia="Meiryo"/>
+          <w:b/>
+          <w:sz w:val="23"/>
+        </w:rPr>
+        <w:t>④ ツールキット在庫の確認・一覧化(担当:菅野さん・成岡さん/公式宿題③)</w:t>
+      </w:r>
+    </w:p>
+    <w:p>
+      <w:pPr>
+        <w:pStyle w:val="ListBullet"/>
+      </w:pPr>
+      <w:r>
+        <w:rPr>
+          <w:rFonts w:ascii="Meiryo" w:hAnsi="Meiryo" w:eastAsia="Meiryo"/>
+          <w:b w:val="0"/>
+          <w:sz w:val="21"/>
+        </w:rPr>
+        <w:t>議事録で「</w:t>
+      </w:r>
+      <w:r>
+        <w:rPr>
+          <w:rFonts w:ascii="Meiryo" w:hAnsi="Meiryo" w:eastAsia="Meiryo"/>
+          <w:b/>
+          <w:sz w:val="21"/>
+        </w:rPr>
+        <w:t>バックパネル・幟などの汎用ツールキットは現時点で保有なし</w:t>
+      </w:r>
+      <w:r>
+        <w:rPr>
+          <w:rFonts w:ascii="Meiryo" w:hAnsi="Meiryo" w:eastAsia="Meiryo"/>
+          <w:b w:val="0"/>
+          <w:sz w:val="21"/>
+        </w:rPr>
+        <w:t>」を確認済み</w:t>
+      </w:r>
+    </w:p>
+    <w:p>
+      <w:pPr>
+        <w:pStyle w:val="ListBullet"/>
+      </w:pPr>
+      <w:r>
+        <w:rPr>
+          <w:rFonts w:ascii="Meiryo" w:hAnsi="Meiryo" w:eastAsia="Meiryo"/>
+          <w:b w:val="0"/>
+          <w:sz w:val="21"/>
+        </w:rPr>
+        <w:t>[ ] 既存保有アイテムで活用可能なものをリストアップ(写真付き・貸出設備一覧と統合してよい)</w:t>
+      </w:r>
+    </w:p>
+    <w:p>
+      <w:pPr>
+        <w:pStyle w:val="ListBullet"/>
+      </w:pPr>
+      <w:r>
+        <w:rPr>
+          <w:rFonts w:ascii="Meiryo" w:hAnsi="Meiryo" w:eastAsia="Meiryo"/>
+          <w:b w:val="0"/>
+          <w:sz w:val="21"/>
+        </w:rPr>
+        <w:t>[ ] 不足分の新規制作の要否・費用感を整理(スポット5現場分の最小構成で試算)</w:t>
       </w:r>
     </w:p>
     <w:p>
@@ -487,7 +707,20 @@
           <w:color w:val="232278"/>
           <w:sz w:val="26"/>
         </w:rPr>
-        <w:t>2. SB側の宿題(回答待ち・次回リマインド)</w:t>
+        <w:t>2. SB側の宿題(公式3件+従来からの回答待ち)</w:t>
+      </w:r>
+    </w:p>
+    <w:p>
+      <w:pPr>
+        <w:spacing w:after="80"/>
+      </w:pPr>
+      <w:r>
+        <w:rPr>
+          <w:rFonts w:ascii="Meiryo" w:hAnsi="Meiryo" w:eastAsia="Meiryo"/>
+          <w:b/>
+          <w:sz w:val="21"/>
+        </w:rPr>
+        <w:t>公式宿題(議事録)</w:t>
       </w:r>
     </w:p>
     <w:p>
@@ -500,23 +733,7 @@
           <w:b w:val="0"/>
           <w:sz w:val="21"/>
         </w:rPr>
-        <w:t xml:space="preserve">[ ] </w:t>
-      </w:r>
-      <w:r>
-        <w:rPr>
-          <w:rFonts w:ascii="Meiryo" w:hAnsi="Meiryo" w:eastAsia="Meiryo"/>
-          <w:b/>
-          <w:sz w:val="21"/>
-        </w:rPr>
-        <w:t>店頭訴求ツールの年間作成費(金額)</w:t>
-      </w:r>
-      <w:r>
-        <w:rPr>
-          <w:rFonts w:ascii="Meiryo" w:hAnsi="Meiryo" w:eastAsia="Meiryo"/>
-          <w:b w:val="0"/>
-          <w:sz w:val="21"/>
-        </w:rPr>
-        <w:t>(数量23.5万部は受領済み)→受領後③ロイヤリティを最終精緻化</w:t>
+        <w:t>[ ] 検証項目の共同策定(当社も項目案を用意して臨む:来場数・撮影参加組数・ブース送客数・購買/商談転換)</w:t>
       </w:r>
     </w:p>
     <w:p>
@@ -529,7 +746,7 @@
           <w:b w:val="0"/>
           <w:sz w:val="21"/>
         </w:rPr>
-        <w:t xml:space="preserve">[ ] </w:t>
+        <w:t>[ ] 開催パターン(エリア・回数)の検討・提示——</w:t>
       </w:r>
       <w:r>
         <w:rPr>
@@ -537,15 +754,7 @@
           <w:b/>
           <w:sz w:val="21"/>
         </w:rPr>
-        <w:t>税込/税別の前提</w:t>
-      </w:r>
-      <w:r>
-        <w:rPr>
-          <w:rFonts w:ascii="Meiryo" w:hAnsi="Meiryo" w:eastAsia="Meiryo"/>
-          <w:b w:val="0"/>
-          <w:sz w:val="21"/>
-        </w:rPr>
-        <w:t>の確認</w:t>
+        <w:t>神奈川県での9月開催が候補に挙がった</w:t>
       </w:r>
     </w:p>
     <w:p>
@@ -558,23 +767,20 @@
           <w:b w:val="0"/>
           <w:sz w:val="21"/>
         </w:rPr>
-        <w:t xml:space="preserve">[ ] </w:t>
+        <w:t>[ ] 商業施設リストの作成・提供→受領後、当社でバッティング・エリア判定を即回答</w:t>
       </w:r>
+    </w:p>
+    <w:p>
+      <w:pPr>
+        <w:spacing w:after="80"/>
+      </w:pPr>
       <w:r>
         <w:rPr>
           <w:rFonts w:ascii="Meiryo" w:hAnsi="Meiryo" w:eastAsia="Meiryo"/>
           <w:b/>
           <w:sz w:val="21"/>
         </w:rPr>
-        <w:t>スポット5施設の会場候補出し</w:t>
-      </w:r>
-      <w:r>
-        <w:rPr>
-          <w:rFonts w:ascii="Meiryo" w:hAnsi="Meiryo" w:eastAsia="Meiryo"/>
-          <w:b w:val="0"/>
-          <w:sz w:val="21"/>
-        </w:rPr>
-        <w:t>→当社がエリア・バッティング判定を即回答(上記1-①の判定体制が前提)</w:t>
+        <w:t>従来からの回答待ち(次回リマインド)</w:t>
       </w:r>
     </w:p>
     <w:p>
@@ -587,7 +793,49 @@
           <w:b w:val="0"/>
           <w:sz w:val="21"/>
         </w:rPr>
-        <w:t>[ ] 年間契約の規模感(全量/半分/1/3)・予算化の社内進捗</w:t>
+        <w:t>[ ] 店頭訴求ツールの年間作成費(金額)(数量23.5万部は受領済み)→受領後③ロイヤリティを最終精緻化</w:t>
+      </w:r>
+    </w:p>
+    <w:p>
+      <w:pPr>
+        <w:pStyle w:val="ListBullet"/>
+      </w:pPr>
+      <w:r>
+        <w:rPr>
+          <w:rFonts w:ascii="Meiryo" w:hAnsi="Meiryo" w:eastAsia="Meiryo"/>
+          <w:b w:val="0"/>
+          <w:sz w:val="21"/>
+        </w:rPr>
+        <w:t>[ ] 税込/税別の前提の確認</w:t>
+      </w:r>
+    </w:p>
+    <w:p>
+      <w:pPr>
+        <w:pStyle w:val="ListBullet"/>
+      </w:pPr>
+      <w:r>
+        <w:rPr>
+          <w:rFonts w:ascii="Meiryo" w:hAnsi="Meiryo" w:eastAsia="Meiryo"/>
+          <w:b w:val="0"/>
+          <w:sz w:val="21"/>
+        </w:rPr>
+        <w:t>[ ] 年間契約の規模感(全量/半分/1/3)・予算化の社内進捗——</w:t>
+      </w:r>
+      <w:r>
+        <w:rPr>
+          <w:rFonts w:ascii="Meiryo" w:hAnsi="Meiryo" w:eastAsia="Meiryo"/>
+          <w:b/>
+          <w:sz w:val="21"/>
+        </w:rPr>
+        <w:t>SB社内は全国展開の支社連携・合意形成が未完で難航中</w:t>
+      </w:r>
+      <w:r>
+        <w:rPr>
+          <w:rFonts w:ascii="Meiryo" w:hAnsi="Meiryo" w:eastAsia="Meiryo"/>
+          <w:b w:val="0"/>
+          <w:sz w:val="21"/>
+        </w:rPr>
+        <w:t>(議事録)。関東スタートが現実線</w:t>
       </w:r>
     </w:p>
     <w:p>

--- a/docs/proposals/softbank-ultraman-caravan/0723商談後_宿題管理リスト.docx
+++ b/docs/proposals/softbank-ultraman-caravan/0723商談後_宿題管理リスト.docx
@@ -350,7 +350,7 @@
           <w:b w:val="0"/>
           <w:sz w:val="21"/>
         </w:rPr>
-        <w:t>[ ] 選べるヒーロー資料をセブン除外の</w:t>
+        <w:t xml:space="preserve">✅ </w:t>
       </w:r>
       <w:r>
         <w:rPr>
@@ -358,7 +358,7 @@
           <w:b/>
           <w:sz w:val="21"/>
         </w:rPr>
-        <w:t>7ヒーロー版</w:t>
+        <w:t>完了:送付版v02で「セブン→タロウ」に差し替え済み(8ヒーロー維持:初代ウルトラマン/タロウ/ティガ/ダイナ/ゼロ/アーク/オメガ/テオ)</w:t>
       </w:r>
       <w:r>
         <w:rPr>
@@ -366,7 +366,7 @@
           <w:b w:val="0"/>
           <w:sz w:val="21"/>
         </w:rPr>
-        <w:t>に差し替えてSBへ再送(菅野さんと調整のうえ成岡さんが送付)</w:t>
+        <w:t>。リポジトリの生成スクリプトもv02仕様に同期済み</w:t>
       </w:r>
     </w:p>
     <w:p>
@@ -379,7 +379,7 @@
           <w:b w:val="0"/>
           <w:sz w:val="21"/>
         </w:rPr>
-        <w:t>[ ] 当方の完成版デッキP3・レギュレーション資料の「8キャラクター」表記も次版で7種に修正(リポジトリ側は要更新フラグ)</w:t>
+        <w:t>[ ] レギュレーション資料(別紙)側のヒーロー一覧も同じ8種に揃っているか確認(菅野さん)</w:t>
       </w:r>
     </w:p>
     <w:p>
